--- a/documents/Manish Khanal_CV.docx
+++ b/documents/Manish Khanal_CV.docx
@@ -148,19 +148,7 @@
           <w:rPr>
             <w:rStyle w:val="Hyperlink"/>
           </w:rPr>
-          <w:t>Google Scho</w:t>
-        </w:r>
-        <w:r>
-          <w:rPr>
-            <w:rStyle w:val="Hyperlink"/>
-          </w:rPr>
-          <w:t>l</w:t>
-        </w:r>
-        <w:r>
-          <w:rPr>
-            <w:rStyle w:val="Hyperlink"/>
-          </w:rPr>
-          <w:t>ar</w:t>
+          <w:t>Google Scholar</w:t>
         </w:r>
       </w:hyperlink>
       <w:r>
@@ -542,13 +530,7 @@
         <w:rPr>
           <w:rFonts w:ascii="Times New Roman" w:hAnsi="Times New Roman" w:cs="Times New Roman"/>
         </w:rPr>
-        <w:t>Renewable Energy Systems for Antarctic research station</w:t>
-      </w:r>
-      <w:r>
-        <w:rPr>
-          <w:rFonts w:ascii="Times New Roman" w:hAnsi="Times New Roman" w:cs="Times New Roman"/>
-        </w:rPr>
-        <w:t>s</w:t>
+        <w:t>Renewable Energy Systems for Antarctic research stations</w:t>
       </w:r>
     </w:p>
     <w:p>
@@ -599,10 +581,7 @@
         </w:rPr>
       </w:pPr>
       <w:r>
-        <w:t>Data-driven Physics Analysis</w:t>
-      </w:r>
-      <w:r>
-        <w:t xml:space="preserve"> using ML</w:t>
+        <w:t>Data-driven Physics Analysis using ML</w:t>
       </w:r>
     </w:p>
     <w:p>
@@ -1018,13 +997,7 @@
         <w:rPr>
           <w:rFonts w:ascii="Times New Roman" w:hAnsi="Times New Roman" w:cs="Times New Roman"/>
         </w:rPr>
-        <w:t xml:space="preserve">: Beamer, Origin, </w:t>
-      </w:r>
-      <w:r>
-        <w:rPr>
-          <w:rFonts w:ascii="Times New Roman" w:hAnsi="Times New Roman" w:cs="Times New Roman"/>
-        </w:rPr>
-        <w:t>GNU plot</w:t>
+        <w:t>: Beamer, Origin, GNU plot</w:t>
       </w:r>
     </w:p>
     <w:p>
@@ -1150,7 +1123,48 @@
           <w:i/>
           <w:iCs/>
         </w:rPr>
-        <w:t>, ICRC 2025</w:t>
+        <w:t xml:space="preserve">, ICRC </w:t>
+      </w:r>
+      <w:proofErr w:type="gramStart"/>
+      <w:r>
+        <w:rPr>
+          <w:i/>
+          <w:iCs/>
+        </w:rPr>
+        <w:t>2025</w:t>
+      </w:r>
+      <w:r>
+        <w:rPr>
+          <w:i/>
+          <w:iCs/>
+        </w:rPr>
+        <w:t xml:space="preserve">, </w:t>
+      </w:r>
+      <w:r>
+        <w:rPr>
+          <w:i/>
+          <w:iCs/>
+        </w:rPr>
+        <w:t xml:space="preserve"> </w:t>
+      </w:r>
+      <w:r>
+        <w:rPr>
+          <w:i/>
+          <w:iCs/>
+          <w:color w:val="333333"/>
+          <w:shd w:val="clear" w:color="auto" w:fill="FFFFFF"/>
+        </w:rPr>
+        <w:t>doi.org</w:t>
+      </w:r>
+      <w:proofErr w:type="gramEnd"/>
+      <w:r>
+        <w:rPr>
+          <w:i/>
+          <w:iCs/>
+          <w:color w:val="333333"/>
+          <w:shd w:val="clear" w:color="auto" w:fill="FFFFFF"/>
+        </w:rPr>
+        <w:t>/10.22323/1.501.1159</w:t>
       </w:r>
     </w:p>
     <w:p>
@@ -1258,15 +1272,7 @@
       </w:pPr>
       <w:r>
         <w:lastRenderedPageBreak/>
-        <w:t xml:space="preserve">Abbasi, R., Ackermann, M., Adams, J., </w:t>
-      </w:r>
-      <w:proofErr w:type="spellStart"/>
-      <w:r>
-        <w:t>Agarwalla</w:t>
-      </w:r>
-      <w:proofErr w:type="spellEnd"/>
-      <w:r>
-        <w:t xml:space="preserve">, S. K., Aguilar, J. A., Ahlers, M., … &amp; Hoffman, K. D. (2024). </w:t>
+        <w:t xml:space="preserve">Abbasi, R., Ackermann, M., Adams, J., Agarwalla, S. K., Aguilar, J. A., Ahlers, M., … &amp; Hoffman, K. D. (2024). </w:t>
       </w:r>
       <w:r>
         <w:rPr>
@@ -1293,15 +1299,7 @@
         </w:numPr>
       </w:pPr>
       <w:r>
-        <w:t xml:space="preserve">Abbasi, R., Ackermann, M., Adams, J., </w:t>
-      </w:r>
-      <w:proofErr w:type="spellStart"/>
-      <w:r>
-        <w:t>Agarwalla</w:t>
-      </w:r>
-      <w:proofErr w:type="spellEnd"/>
-      <w:r>
-        <w:t xml:space="preserve">, S. K., Aguilar, J. A., Ahlers, M., … &amp; Hill, G. C. (2024). </w:t>
+        <w:t xml:space="preserve">Abbasi, R., Ackermann, M., Adams, J., Agarwalla, S. K., Aguilar, J. A., Ahlers, M., … &amp; Hill, G. C. (2024). </w:t>
       </w:r>
       <w:r>
         <w:rPr>
@@ -1374,15 +1372,7 @@
                 <w:sz w:val="24"/>
                 <w:szCs w:val="24"/>
               </w:rPr>
-              <w:t>For complete list, see Google Scholar profile:</w:t>
-            </w:r>
-            <w:r>
-              <w:rPr>
-                <w:rFonts w:ascii="Times New Roman" w:hAnsi="Times New Roman" w:cs="Times New Roman"/>
-                <w:sz w:val="24"/>
-                <w:szCs w:val="24"/>
-              </w:rPr>
-              <w:t xml:space="preserve"> </w:t>
+              <w:t xml:space="preserve">For complete list, see Google Scholar profile: </w:t>
             </w:r>
             <w:hyperlink r:id="rId11" w:history="1">
               <w:r>
@@ -1552,6 +1542,7 @@
         </w:rPr>
         <w:t xml:space="preserve"> </w:t>
       </w:r>
+      <w:proofErr w:type="gramStart"/>
       <w:r>
         <w:rPr>
           <w:rFonts w:ascii="Times New Roman" w:hAnsi="Times New Roman" w:cs="Times New Roman"/>
@@ -1564,7 +1555,22 @@
           <w:rFonts w:ascii="Times New Roman" w:hAnsi="Times New Roman" w:cs="Times New Roman"/>
           <w:b/>
         </w:rPr>
-        <w:t xml:space="preserve">Organization Team Member – IceCube Masterclass (2024, 2025)  </w:t>
+        <w:t xml:space="preserve">  </w:t>
+      </w:r>
+      <w:r>
+        <w:rPr>
+          <w:rFonts w:ascii="Times New Roman" w:hAnsi="Times New Roman" w:cs="Times New Roman"/>
+          <w:b/>
+        </w:rPr>
+        <w:t>Organization</w:t>
+      </w:r>
+      <w:proofErr w:type="gramEnd"/>
+      <w:r>
+        <w:rPr>
+          <w:rFonts w:ascii="Times New Roman" w:hAnsi="Times New Roman" w:cs="Times New Roman"/>
+          <w:b/>
+        </w:rPr>
+        <w:t xml:space="preserve"> Team Member – IceCube Masterclass (2024, 2025)  </w:t>
       </w:r>
     </w:p>
     <w:p>
@@ -1585,7 +1591,28 @@
           <w:rFonts w:ascii="Times New Roman" w:hAnsi="Times New Roman" w:cs="Times New Roman"/>
           <w:bCs/>
         </w:rPr>
-        <w:t xml:space="preserve">• Helped high school students understand the basics of neutrino astrophysics and cosmic rays.  </w:t>
+        <w:t xml:space="preserve">  </w:t>
+      </w:r>
+      <w:r>
+        <w:rPr>
+          <w:rFonts w:ascii="Times New Roman" w:hAnsi="Times New Roman" w:cs="Times New Roman"/>
+          <w:bCs/>
+        </w:rPr>
+        <w:t xml:space="preserve">• Helped high school students understand the basics of neutrino astrophysics and </w:t>
+      </w:r>
+      <w:r>
+        <w:rPr>
+          <w:rFonts w:ascii="Times New Roman" w:hAnsi="Times New Roman" w:cs="Times New Roman"/>
+          <w:bCs/>
+        </w:rPr>
+        <w:t xml:space="preserve">    </w:t>
+      </w:r>
+      <w:r>
+        <w:rPr>
+          <w:rFonts w:ascii="Times New Roman" w:hAnsi="Times New Roman" w:cs="Times New Roman"/>
+          <w:bCs/>
+        </w:rPr>
+        <w:t xml:space="preserve">cosmic rays.  </w:t>
       </w:r>
     </w:p>
     <w:p>
@@ -1594,13 +1621,20 @@
           <w:tab w:val="left" w:pos="720"/>
         </w:tabs>
         <w:spacing w:after="0" w:line="240" w:lineRule="auto"/>
-        <w:ind w:left="2880"/>
+        <w:ind w:left="3060" w:hanging="180"/>
         <w:jc w:val="both"/>
         <w:rPr>
           <w:rFonts w:ascii="Times New Roman" w:hAnsi="Times New Roman" w:cs="Times New Roman"/>
           <w:bCs/>
         </w:rPr>
       </w:pPr>
+      <w:r>
+        <w:rPr>
+          <w:rFonts w:ascii="Times New Roman" w:hAnsi="Times New Roman" w:cs="Times New Roman"/>
+          <w:bCs/>
+        </w:rPr>
+        <w:t xml:space="preserve">  </w:t>
+      </w:r>
       <w:r>
         <w:rPr>
           <w:rFonts w:ascii="Times New Roman" w:hAnsi="Times New Roman" w:cs="Times New Roman"/>
